--- a/template_referat.docx
+++ b/template_referat.docx
@@ -10,7 +10,8 @@
       <w:r>
         <w:rPr>
           <w:rFonts w:ascii="Times New Roman" w:hAnsi="Times New Roman"/>
-          <w:sz w:val="28"/>
+          <w:b w:val="0"/>
+          <w:sz w:val="24"/>
         </w:rPr>
         <w:t>МИНИСТЕРСТВО НАУКИ И ВЫСШЕГО ОБРАЗОВАНИЯ</w:t>
         <w:br/>
@@ -26,40 +27,16 @@
       <w:r>
         <w:rPr>
           <w:rFonts w:ascii="Times New Roman" w:hAnsi="Times New Roman"/>
+          <w:b w:val="0"/>
           <w:sz w:val="24"/>
         </w:rPr>
-        <w:t>ФЕДЕРАЛЬНОЕ ГОСУДАРСТВЕННОЕ БЮДЖЕТНОЕ</w:t>
+        <w:t>Тверской филиал федерального государственного бюджетного</w:t>
         <w:br/>
-        <w:t>ОБРАЗОВАТЕЛЬНОЕ УЧРЕЖДЕНИЕ ВЫСШЕГО ОБРАЗОВАНИЯ</w:t>
-      </w:r>
-    </w:p>
-    <w:p>
-      <w:pPr>
-        <w:spacing w:before="120"/>
-        <w:ind w:firstLine="0"/>
-        <w:jc w:val="center"/>
-      </w:pPr>
-      <w:r>
-        <w:rPr>
-          <w:rFonts w:ascii="Times New Roman" w:hAnsi="Times New Roman"/>
-          <w:b/>
-          <w:sz w:val="28"/>
-        </w:rPr>
-        <w:t>«НАЗВАНИЕ УНИВЕРСИТЕТА»</w:t>
-      </w:r>
-    </w:p>
-    <w:p>
-      <w:pPr>
-        <w:spacing w:before="480"/>
-        <w:ind w:firstLine="0"/>
-        <w:jc w:val="center"/>
-      </w:pPr>
-      <w:r>
-        <w:rPr>
-          <w:rFonts w:ascii="Times New Roman" w:hAnsi="Times New Roman"/>
-          <w:sz w:val="28"/>
-        </w:rPr>
-        <w:t>Кафедра «Название кафедры»</w:t>
+        <w:t>образовательного учреждения высшего образования</w:t>
+        <w:br/>
+        <w:t>«Российский государственный университет имени А.Н. Косыгина</w:t>
+        <w:br/>
+        <w:t>(Технологии. Дизайн. Искусство)»</w:t>
       </w:r>
     </w:p>
     <w:p>
@@ -100,24 +77,10 @@
       <w:r>
         <w:rPr>
           <w:rFonts w:ascii="Times New Roman" w:hAnsi="Times New Roman"/>
-          <w:sz w:val="28"/>
-        </w:rPr>
-        <w:t>по дисциплине «Название дисциплины»</w:t>
-      </w:r>
-    </w:p>
-    <w:p>
-      <w:pPr>
-        <w:spacing w:before="240"/>
-        <w:ind w:firstLine="0"/>
-        <w:jc w:val="center"/>
-      </w:pPr>
-      <w:r>
-        <w:rPr>
-          <w:rFonts w:ascii="Times New Roman" w:hAnsi="Times New Roman"/>
           <w:b/>
           <w:sz w:val="28"/>
         </w:rPr>
-        <w:t>на тему: «Тема реферата»</w:t>
+        <w:t>на тему: «Шаблон реферата»</w:t>
       </w:r>
     </w:p>
     <w:p>
@@ -152,23 +115,7 @@
         </w:rPr>
         <w:t>Выполнил: студент группы XX-XXX</w:t>
         <w:br/>
-        <w:t>Фамилия И.О.</w:t>
-      </w:r>
-    </w:p>
-    <w:p>
-      <w:pPr>
-        <w:spacing w:before="240"/>
-        <w:ind w:firstLine="0"/>
-        <w:jc w:val="right"/>
-      </w:pPr>
-      <w:r>
-        <w:rPr>
-          <w:rFonts w:ascii="Times New Roman" w:hAnsi="Times New Roman"/>
-          <w:sz w:val="28"/>
-        </w:rPr>
-        <w:t>Проверил: должность</w:t>
-        <w:br/>
-        <w:t>Фамилия И.О.</w:t>
+        <w:t>Студент</w:t>
       </w:r>
     </w:p>
     <w:p>
@@ -194,9 +141,10 @@
       <w:r>
         <w:rPr>
           <w:rFonts w:ascii="Times New Roman" w:hAnsi="Times New Roman"/>
+          <w:b w:val="0"/>
           <w:sz w:val="28"/>
         </w:rPr>
-        <w:t>Город — 2026</w:t>
+        <w:t>Тверь — 2026</w:t>
       </w:r>
     </w:p>
     <w:p>
@@ -214,252 +162,66 @@
     </w:p>
     <w:p>
       <w:pPr>
-        <w:tabs>
-          <w:tab w:pos="8787" w:val="right" w:leader="dot"/>
-        </w:tabs>
         <w:ind w:firstLine="0"/>
       </w:pPr>
       <w:r>
-        <w:rPr>
-          <w:rFonts w:ascii="Times New Roman" w:hAnsi="Times New Roman"/>
-          <w:sz w:val="28"/>
-        </w:rPr>
         <w:t>Введение</w:t>
-      </w:r>
-      <w:r>
-        <w:tab/>
-      </w:r>
-      <w:r>
-        <w:rPr>
-          <w:rFonts w:ascii="Times New Roman" w:hAnsi="Times New Roman"/>
-          <w:sz w:val="28"/>
-        </w:rPr>
-        <w:t>3</w:t>
       </w:r>
     </w:p>
     <w:p>
       <w:pPr>
-        <w:tabs>
-          <w:tab w:pos="8787" w:val="right" w:leader="dot"/>
-        </w:tabs>
         <w:ind w:firstLine="0"/>
       </w:pPr>
       <w:r>
-        <w:rPr>
-          <w:rFonts w:ascii="Times New Roman" w:hAnsi="Times New Roman"/>
-          <w:sz w:val="28"/>
-        </w:rPr>
-        <w:t>1. Название первого раздела</w:t>
-      </w:r>
-      <w:r>
-        <w:tab/>
-      </w:r>
-      <w:r>
-        <w:rPr>
-          <w:rFonts w:ascii="Times New Roman" w:hAnsi="Times New Roman"/>
-          <w:sz w:val="28"/>
-        </w:rPr>
-        <w:t>5</w:t>
+        <w:t>1. Первый раздел</w:t>
       </w:r>
     </w:p>
     <w:p>
       <w:pPr>
-        <w:tabs>
-          <w:tab w:pos="8787" w:val="right" w:leader="dot"/>
-        </w:tabs>
         <w:ind w:firstLine="0"/>
       </w:pPr>
       <w:r>
-        <w:rPr>
-          <w:rFonts w:ascii="Times New Roman" w:hAnsi="Times New Roman"/>
-          <w:sz w:val="28"/>
-        </w:rPr>
-        <w:t>1.1. Подраздел первого раздела</w:t>
-      </w:r>
-      <w:r>
-        <w:tab/>
-      </w:r>
-      <w:r>
-        <w:rPr>
-          <w:rFonts w:ascii="Times New Roman" w:hAnsi="Times New Roman"/>
-          <w:sz w:val="28"/>
-        </w:rPr>
-        <w:t>5</w:t>
+        <w:t>1.1. Подраздел</w:t>
       </w:r>
     </w:p>
     <w:p>
       <w:pPr>
-        <w:tabs>
-          <w:tab w:pos="8787" w:val="right" w:leader="dot"/>
-        </w:tabs>
         <w:ind w:firstLine="0"/>
       </w:pPr>
       <w:r>
-        <w:rPr>
-          <w:rFonts w:ascii="Times New Roman" w:hAnsi="Times New Roman"/>
-          <w:sz w:val="28"/>
-        </w:rPr>
-        <w:t>1.2. Подраздел первого раздела</w:t>
-      </w:r>
-      <w:r>
-        <w:tab/>
-      </w:r>
-      <w:r>
-        <w:rPr>
-          <w:rFonts w:ascii="Times New Roman" w:hAnsi="Times New Roman"/>
-          <w:sz w:val="28"/>
-        </w:rPr>
-        <w:t>7</w:t>
+        <w:t>2. Второй раздел</w:t>
       </w:r>
     </w:p>
     <w:p>
       <w:pPr>
-        <w:tabs>
-          <w:tab w:pos="8787" w:val="right" w:leader="dot"/>
-        </w:tabs>
         <w:ind w:firstLine="0"/>
       </w:pPr>
       <w:r>
-        <w:rPr>
-          <w:rFonts w:ascii="Times New Roman" w:hAnsi="Times New Roman"/>
-          <w:sz w:val="28"/>
-        </w:rPr>
-        <w:t>2. Название второго раздела</w:t>
-      </w:r>
-      <w:r>
-        <w:tab/>
-      </w:r>
-      <w:r>
-        <w:rPr>
-          <w:rFonts w:ascii="Times New Roman" w:hAnsi="Times New Roman"/>
-          <w:sz w:val="28"/>
-        </w:rPr>
-        <w:t>9</w:t>
+        <w:t>2.1. Подраздел</w:t>
       </w:r>
     </w:p>
     <w:p>
       <w:pPr>
-        <w:tabs>
-          <w:tab w:pos="8787" w:val="right" w:leader="dot"/>
-        </w:tabs>
         <w:ind w:firstLine="0"/>
       </w:pPr>
       <w:r>
-        <w:rPr>
-          <w:rFonts w:ascii="Times New Roman" w:hAnsi="Times New Roman"/>
-          <w:sz w:val="28"/>
-        </w:rPr>
-        <w:t>2.1. Подраздел второго раздела</w:t>
-      </w:r>
-      <w:r>
-        <w:tab/>
-      </w:r>
-      <w:r>
-        <w:rPr>
-          <w:rFonts w:ascii="Times New Roman" w:hAnsi="Times New Roman"/>
-          <w:sz w:val="28"/>
-        </w:rPr>
-        <w:t>9</w:t>
+        <w:t>3. Третий раздел</w:t>
       </w:r>
     </w:p>
     <w:p>
       <w:pPr>
-        <w:tabs>
-          <w:tab w:pos="8787" w:val="right" w:leader="dot"/>
-        </w:tabs>
         <w:ind w:firstLine="0"/>
       </w:pPr>
       <w:r>
-        <w:rPr>
-          <w:rFonts w:ascii="Times New Roman" w:hAnsi="Times New Roman"/>
-          <w:sz w:val="28"/>
-        </w:rPr>
-        <w:t>2.2. Подраздел второго раздела</w:t>
-      </w:r>
-      <w:r>
-        <w:tab/>
-      </w:r>
-      <w:r>
-        <w:rPr>
-          <w:rFonts w:ascii="Times New Roman" w:hAnsi="Times New Roman"/>
-          <w:sz w:val="28"/>
-        </w:rPr>
-        <w:t>11</w:t>
+        <w:t>Заключение</w:t>
       </w:r>
     </w:p>
     <w:p>
       <w:pPr>
-        <w:tabs>
-          <w:tab w:pos="8787" w:val="right" w:leader="dot"/>
-        </w:tabs>
         <w:ind w:firstLine="0"/>
       </w:pPr>
       <w:r>
-        <w:rPr>
-          <w:rFonts w:ascii="Times New Roman" w:hAnsi="Times New Roman"/>
-          <w:sz w:val="28"/>
-        </w:rPr>
-        <w:t>3. Название третьего раздела</w:t>
-      </w:r>
-      <w:r>
-        <w:tab/>
-      </w:r>
-      <w:r>
-        <w:rPr>
-          <w:rFonts w:ascii="Times New Roman" w:hAnsi="Times New Roman"/>
-          <w:sz w:val="28"/>
-        </w:rPr>
-        <w:t>13</w:t>
-      </w:r>
-    </w:p>
-    <w:p>
-      <w:pPr>
-        <w:tabs>
-          <w:tab w:pos="8787" w:val="right" w:leader="dot"/>
-        </w:tabs>
-        <w:ind w:firstLine="0"/>
-      </w:pPr>
-      <w:r>
-        <w:rPr>
-          <w:rFonts w:ascii="Times New Roman" w:hAnsi="Times New Roman"/>
-          <w:sz w:val="28"/>
-        </w:rPr>
-        <w:t>Заключение</w:t>
-      </w:r>
-      <w:r>
-        <w:tab/>
-      </w:r>
-      <w:r>
-        <w:rPr>
-          <w:rFonts w:ascii="Times New Roman" w:hAnsi="Times New Roman"/>
-          <w:sz w:val="28"/>
-        </w:rPr>
-        <w:t>15</w:t>
-      </w:r>
-    </w:p>
-    <w:p>
-      <w:pPr>
-        <w:tabs>
-          <w:tab w:pos="8787" w:val="right" w:leader="dot"/>
-        </w:tabs>
-        <w:ind w:firstLine="0"/>
-      </w:pPr>
-      <w:r>
-        <w:rPr>
-          <w:rFonts w:ascii="Times New Roman" w:hAnsi="Times New Roman"/>
-          <w:sz w:val="28"/>
-        </w:rPr>
         <w:t>Список использованных источников</w:t>
-      </w:r>
-      <w:r>
-        <w:tab/>
-      </w:r>
-      <w:r>
-        <w:rPr>
-          <w:rFonts w:ascii="Times New Roman" w:hAnsi="Times New Roman"/>
-          <w:sz w:val="28"/>
-        </w:rPr>
-        <w:t>16</w:t>
       </w:r>
     </w:p>
     <w:p>
@@ -477,7 +239,7 @@
     </w:p>
     <w:p>
       <w:r>
-        <w:t>Актуальность темы данной работы обусловлена тем, что... [Здесь необходимо описать, почему данная тема является важной и актуальной в настоящее время. Рекомендуемый объём введения: 1-2 страницы.]</w:t>
+        <w:t>Актуальность темы «Шаблон реферата» обусловлена тем, что... [Описать актуальность. Рекомендуемый объём: 1-2 страницы.]</w:t>
       </w:r>
     </w:p>
     <w:p>
@@ -500,35 +262,23 @@
       </w:r>
     </w:p>
     <w:p>
-      <w:pPr>
-        <w:ind w:firstLine="709"/>
-      </w:pPr>
       <w:r>
         <w:t>— изучить теоретические аспекты...</w:t>
       </w:r>
     </w:p>
     <w:p>
-      <w:pPr>
-        <w:ind w:firstLine="709"/>
-      </w:pPr>
       <w:r>
         <w:t>— проанализировать...</w:t>
       </w:r>
     </w:p>
     <w:p>
-      <w:pPr>
-        <w:ind w:firstLine="709"/>
-      </w:pPr>
       <w:r>
         <w:t>— рассмотреть...</w:t>
       </w:r>
     </w:p>
     <w:p>
-      <w:pPr>
-        <w:ind w:firstLine="709"/>
-      </w:pPr>
       <w:r>
-        <w:t>— сделать выводы о...</w:t>
+        <w:t>— сделать выводы...</w:t>
       </w:r>
     </w:p>
     <w:p>
@@ -541,12 +291,12 @@
         <w:pStyle w:val="Heading1"/>
       </w:pPr>
       <w:r>
-        <w:t>1. НАЗВАНИЕ ПЕРВОГО РАЗДЕЛА</w:t>
+        <w:t>1. ПЕРВЫЙ РАЗДЕЛ</w:t>
       </w:r>
     </w:p>
     <w:p>
       <w:r>
-        <w:t>[Здесь размещается основной текст первого раздела. Рекомендуется раскрыть теоретические основы рассматриваемой темы. Текст должен быть связным, логичным и структурированным.]</w:t>
+        <w:t>[Текст первого раздела. Рекомендуется раскрыть теоретические основы темы.]</w:t>
       </w:r>
     </w:p>
     <w:p>
@@ -554,25 +304,12 @@
         <w:pStyle w:val="Heading2"/>
       </w:pPr>
       <w:r>
-        <w:t>1.1. Подраздел первого раздела</w:t>
+        <w:t>1.1. Подраздел</w:t>
       </w:r>
     </w:p>
     <w:p>
       <w:r>
-        <w:t>[Текст подраздела. Каждый подраздел раскрывает отдельный аспект основного раздела.]</w:t>
-      </w:r>
-    </w:p>
-    <w:p>
-      <w:pPr>
-        <w:pStyle w:val="Heading2"/>
-      </w:pPr>
-      <w:r>
-        <w:t>1.2. Подраздел первого раздела</w:t>
-      </w:r>
-    </w:p>
-    <w:p>
-      <w:r>
-        <w:t>[Текст второго подраздела.]</w:t>
+        <w:t>[Текст подраздела.]</w:t>
       </w:r>
     </w:p>
     <w:p>
@@ -585,12 +322,43 @@
         <w:pStyle w:val="Heading1"/>
       </w:pPr>
       <w:r>
-        <w:t>2. НАЗВАНИЕ ВТОРОГО РАЗДЕЛА</w:t>
+        <w:t>2. ВТОРОЙ РАЗДЕЛ</w:t>
       </w:r>
     </w:p>
     <w:p>
       <w:r>
-        <w:t>[Второй раздел, как правило, содержит практическую часть или более глубокий анализ темы.]</w:t>
+        <w:t>[Текст второго раздела.]</w:t>
+      </w:r>
+    </w:p>
+    <w:p>
+      <w:pPr>
+        <w:pStyle w:val="Heading2"/>
+      </w:pPr>
+      <w:r>
+        <w:t>2.1. Подраздел</w:t>
+      </w:r>
+    </w:p>
+    <w:p>
+      <w:r>
+        <w:t>[Текст подраздела.]</w:t>
+      </w:r>
+    </w:p>
+    <w:p>
+      <w:r>
+        <w:br w:type="page"/>
+      </w:r>
+    </w:p>
+    <w:p>
+      <w:pPr>
+        <w:pStyle w:val="Heading1"/>
+      </w:pPr>
+      <w:r>
+        <w:t>3. ТРЕТИЙ РАЗДЕЛ</w:t>
+      </w:r>
+    </w:p>
+    <w:p>
+      <w:r>
+        <w:t>[Текст третьего раздела.]</w:t>
       </w:r>
     </w:p>
     <w:p>
@@ -608,7 +376,7 @@
     </w:p>
     <w:p>
       <w:r>
-        <w:t>[В заключении подводятся итоги работы, формулируются основные выводы. Заключение должно соответствовать поставленным во введении цели и задачам. Рекомендуемый объём: 1-2 страницы.]</w:t>
+        <w:t>[Подвести итоги, сформулировать выводы. Объём: 1-2 страницы.]</w:t>
       </w:r>
     </w:p>
     <w:p>
@@ -625,63 +393,18 @@
       </w:r>
     </w:p>
     <w:p>
-      <w:pPr>
-        <w:ind w:firstLine="709"/>
-      </w:pPr>
       <w:r>
-        <w:rPr>
-          <w:rFonts w:ascii="Times New Roman" w:hAnsi="Times New Roman"/>
-          <w:sz w:val="28"/>
-        </w:rPr>
-        <w:t>1. Фамилия, И.О. Название книги / И.О. Фамилия. — Город: Издательство, 2023. — 200 с.</w:t>
+        <w:t>1. Фамилия, И.О. Название книги / И.О. Фамилия. — М.: Издательство, 2023. — 200 с.</w:t>
       </w:r>
     </w:p>
     <w:p>
-      <w:pPr>
-        <w:ind w:firstLine="709"/>
-      </w:pPr>
       <w:r>
-        <w:rPr>
-          <w:rFonts w:ascii="Times New Roman" w:hAnsi="Times New Roman"/>
-          <w:sz w:val="28"/>
-        </w:rPr>
-        <w:t>2. Фамилия, И.О. Название статьи // Название журнала. — 2024. — № 1. — С. 10-15.</w:t>
+        <w:t>2. Фамилия, И.О. Название статьи // Журнал. — 2024. — № 1. — С. 10-15.</w:t>
       </w:r>
     </w:p>
     <w:p>
-      <w:pPr>
-        <w:ind w:firstLine="709"/>
-      </w:pPr>
       <w:r>
-        <w:rPr>
-          <w:rFonts w:ascii="Times New Roman" w:hAnsi="Times New Roman"/>
-          <w:sz w:val="28"/>
-        </w:rPr>
-        <w:t>3. Название электронного ресурса [Электронный ресурс]. — URL: https://example.com (дата обращения: 01.01.2026).</w:t>
-      </w:r>
-    </w:p>
-    <w:p>
-      <w:pPr>
-        <w:ind w:firstLine="709"/>
-      </w:pPr>
-      <w:r>
-        <w:rPr>
-          <w:rFonts w:ascii="Times New Roman" w:hAnsi="Times New Roman"/>
-          <w:sz w:val="28"/>
-        </w:rPr>
-        <w:t>4. Фамилия, И.О. Название учебного пособия: учеб. пособие / И.О. Фамилия. — 2-е изд. — Город: Издательство, 2022. — 350 с.</w:t>
-      </w:r>
-    </w:p>
-    <w:p>
-      <w:pPr>
-        <w:ind w:firstLine="709"/>
-      </w:pPr>
-      <w:r>
-        <w:rPr>
-          <w:rFonts w:ascii="Times New Roman" w:hAnsi="Times New Roman"/>
-          <w:sz w:val="28"/>
-        </w:rPr>
-        <w:t>5. Федеральный закон от 01.01.2020 № 1-ФЗ «О ...» // Российская газета. — 2020. — № 1.</w:t>
+        <w:t>3. Название ресурса [Электронный ресурс]. — URL: https://example.com (дата обращения: 01.01.2026).</w:t>
       </w:r>
     </w:p>
     <w:sectPr>
